--- a/lab-1/lab-1.docx
+++ b/lab-1/lab-1.docx
@@ -9,7 +9,6 @@
         <w:jc w:val="center"/>
         <w:rPr/>
       </w:pPr>
-      <w:bookmarkStart w:id="0" w:name="_Toc240500510"/>
       <w:r>
         <w:rPr/>
         <w:t>Министерство науки и высшего образования Российской Федерации</w:t>
@@ -220,7 +219,7 @@
         </w:numPr>
         <w:shd w:val="clear" w:color="auto" w:fill="FFFFFF"/>
         <w:spacing w:before="0" w:afterAutospacing="1"/>
-        <w:ind w:hanging="0"/>
+        <w:ind w:left="0" w:hanging="0"/>
         <w:jc w:val="center"/>
         <w:outlineLvl w:val="0"/>
         <w:rPr>
@@ -526,12 +525,12 @@
         <w:jc w:val="center"/>
         <w:rPr/>
       </w:pPr>
-      <w:bookmarkStart w:id="1" w:name="_Toc240500510"/>
+      <w:bookmarkStart w:id="0" w:name="_Toc240500510"/>
       <w:r>
         <w:rPr/>
         <w:t>2026 г.</w:t>
       </w:r>
-      <w:bookmarkEnd w:id="1"/>
+      <w:bookmarkEnd w:id="0"/>
     </w:p>
     <w:p>
       <w:pPr>
@@ -1413,7 +1412,11 @@
         </w:rPr>
       </w:pPr>
       <w:r>
-        <w:rPr/>
+        <w:rPr>
+          <w:color w:val="0F1115"/>
+          <w:sz w:val="28"/>
+          <w:szCs w:val="28"/>
+        </w:rPr>
         <w:drawing>
           <wp:anchor behindDoc="0" distT="0" distB="0" distL="0" distR="0" simplePos="0" locked="0" layoutInCell="0" allowOverlap="1" relativeHeight="9">
             <wp:simplePos x="0" y="0"/>
@@ -2164,7 +2167,18 @@
           <w:szCs w:val="28"/>
           <w:shd w:fill="EBEEF2" w:val="clear"/>
         </w:rPr>
-        <w:t>10.0.0.2</w:t>
+        <w:t>10.0.0.</w:t>
+      </w:r>
+      <w:r>
+        <w:rPr>
+          <w:rStyle w:val="HTMLCode"/>
+          <w:rFonts w:eastAsia="" w:cs="Times New Roman" w:eastAsiaTheme="majorEastAsia"/>
+          <w:color w:val="0F1115"/>
+          <w:sz w:val="28"/>
+          <w:szCs w:val="28"/>
+          <w:shd w:fill="EBEEF2" w:val="clear"/>
+        </w:rPr>
+        <w:t>2</w:t>
       </w:r>
       <w:r>
         <w:rPr>
@@ -2270,20 +2284,21 @@
         <w:tblLook w:firstRow="1" w:noVBand="1" w:lastRow="0" w:firstColumn="1" w:lastColumn="0" w:noHBand="0" w:val="04a0"/>
       </w:tblPr>
       <w:tblGrid>
-        <w:gridCol w:w="3113"/>
+        <w:gridCol w:w="3112"/>
         <w:gridCol w:w="3337"/>
       </w:tblGrid>
       <w:tr>
         <w:trPr/>
         <w:tc>
           <w:tcPr>
-            <w:tcW w:w="3113" w:type="dxa"/>
+            <w:tcW w:w="3112" w:type="dxa"/>
             <w:tcBorders/>
           </w:tcPr>
           <w:p>
             <w:pPr>
               <w:pStyle w:val="Normal"/>
-              <w:widowControl/>
+              <w:widowControl w:val="false"/>
+              <w:suppressAutoHyphens w:val="true"/>
               <w:spacing w:lineRule="auto" w:line="276" w:before="0" w:after="0"/>
               <w:ind w:firstLine="35"/>
               <w:rPr>
@@ -2307,7 +2322,8 @@
           <w:p>
             <w:pPr>
               <w:pStyle w:val="Normal"/>
-              <w:widowControl/>
+              <w:widowControl w:val="false"/>
+              <w:suppressAutoHyphens w:val="true"/>
               <w:spacing w:lineRule="auto" w:line="276" w:before="0" w:after="0"/>
               <w:ind w:firstLine="35"/>
               <w:rPr>
@@ -2328,13 +2344,14 @@
         <w:trPr/>
         <w:tc>
           <w:tcPr>
-            <w:tcW w:w="3113" w:type="dxa"/>
+            <w:tcW w:w="3112" w:type="dxa"/>
             <w:tcBorders/>
           </w:tcPr>
           <w:p>
             <w:pPr>
               <w:pStyle w:val="Normal"/>
-              <w:widowControl/>
+              <w:widowControl w:val="false"/>
+              <w:suppressAutoHyphens w:val="true"/>
               <w:spacing w:lineRule="auto" w:line="276" w:before="0" w:after="0"/>
               <w:ind w:firstLine="35"/>
               <w:rPr>
@@ -2358,7 +2375,8 @@
           <w:p>
             <w:pPr>
               <w:pStyle w:val="Normal"/>
-              <w:widowControl/>
+              <w:widowControl w:val="false"/>
+              <w:suppressAutoHyphens w:val="true"/>
               <w:spacing w:lineRule="auto" w:line="276" w:before="0" w:after="0"/>
               <w:ind w:firstLine="35"/>
               <w:rPr>
@@ -2383,13 +2401,14 @@
         <w:trPr/>
         <w:tc>
           <w:tcPr>
-            <w:tcW w:w="3113" w:type="dxa"/>
+            <w:tcW w:w="3112" w:type="dxa"/>
             <w:tcBorders/>
           </w:tcPr>
           <w:p>
             <w:pPr>
               <w:pStyle w:val="Normal"/>
-              <w:widowControl/>
+              <w:widowControl w:val="false"/>
+              <w:suppressAutoHyphens w:val="true"/>
               <w:spacing w:lineRule="auto" w:line="276" w:before="0" w:after="0"/>
               <w:ind w:firstLine="35"/>
               <w:rPr>
@@ -2413,7 +2432,8 @@
           <w:p>
             <w:pPr>
               <w:pStyle w:val="Normal"/>
-              <w:widowControl/>
+              <w:widowControl w:val="false"/>
+              <w:suppressAutoHyphens w:val="true"/>
               <w:spacing w:lineRule="auto" w:line="276" w:before="0" w:after="0"/>
               <w:ind w:firstLine="35"/>
               <w:rPr>
@@ -2438,13 +2458,14 @@
         <w:trPr/>
         <w:tc>
           <w:tcPr>
-            <w:tcW w:w="3113" w:type="dxa"/>
+            <w:tcW w:w="3112" w:type="dxa"/>
             <w:tcBorders/>
           </w:tcPr>
           <w:p>
             <w:pPr>
               <w:pStyle w:val="Normal"/>
-              <w:widowControl/>
+              <w:widowControl w:val="false"/>
+              <w:suppressAutoHyphens w:val="true"/>
               <w:spacing w:lineRule="auto" w:line="276" w:before="0" w:after="0"/>
               <w:ind w:firstLine="35"/>
               <w:rPr>
@@ -2468,7 +2489,8 @@
           <w:p>
             <w:pPr>
               <w:pStyle w:val="Normal"/>
-              <w:widowControl/>
+              <w:widowControl w:val="false"/>
+              <w:suppressAutoHyphens w:val="true"/>
               <w:spacing w:lineRule="auto" w:line="276" w:before="0" w:after="0"/>
               <w:ind w:firstLine="35"/>
               <w:rPr>
@@ -2493,13 +2515,14 @@
         <w:trPr/>
         <w:tc>
           <w:tcPr>
-            <w:tcW w:w="3113" w:type="dxa"/>
+            <w:tcW w:w="3112" w:type="dxa"/>
             <w:tcBorders/>
           </w:tcPr>
           <w:p>
             <w:pPr>
               <w:pStyle w:val="Normal"/>
-              <w:widowControl/>
+              <w:widowControl w:val="false"/>
+              <w:suppressAutoHyphens w:val="true"/>
               <w:spacing w:lineRule="auto" w:line="276" w:before="0" w:after="0"/>
               <w:ind w:firstLine="35"/>
               <w:rPr>
@@ -2523,7 +2546,8 @@
           <w:p>
             <w:pPr>
               <w:pStyle w:val="Normal"/>
-              <w:widowControl/>
+              <w:widowControl w:val="false"/>
+              <w:suppressAutoHyphens w:val="true"/>
               <w:spacing w:lineRule="auto" w:line="276" w:before="0" w:after="0"/>
               <w:ind w:firstLine="35"/>
               <w:rPr>
@@ -2548,13 +2572,14 @@
         <w:trPr/>
         <w:tc>
           <w:tcPr>
-            <w:tcW w:w="3113" w:type="dxa"/>
+            <w:tcW w:w="3112" w:type="dxa"/>
             <w:tcBorders/>
           </w:tcPr>
           <w:p>
             <w:pPr>
               <w:pStyle w:val="Normal"/>
-              <w:widowControl/>
+              <w:widowControl w:val="false"/>
+              <w:suppressAutoHyphens w:val="true"/>
               <w:spacing w:lineRule="auto" w:line="276" w:before="0" w:after="0"/>
               <w:ind w:firstLine="35"/>
               <w:rPr>
@@ -2578,7 +2603,8 @@
           <w:p>
             <w:pPr>
               <w:pStyle w:val="Normal"/>
-              <w:widowControl/>
+              <w:widowControl w:val="false"/>
+              <w:suppressAutoHyphens w:val="true"/>
               <w:spacing w:lineRule="auto" w:line="276" w:before="0" w:after="0"/>
               <w:ind w:firstLine="35"/>
               <w:rPr>
@@ -2599,13 +2625,14 @@
         <w:trPr/>
         <w:tc>
           <w:tcPr>
-            <w:tcW w:w="3113" w:type="dxa"/>
+            <w:tcW w:w="3112" w:type="dxa"/>
             <w:tcBorders/>
           </w:tcPr>
           <w:p>
             <w:pPr>
               <w:pStyle w:val="Normal"/>
-              <w:widowControl/>
+              <w:widowControl w:val="false"/>
+              <w:suppressAutoHyphens w:val="true"/>
               <w:spacing w:lineRule="auto" w:line="276" w:before="0" w:after="0"/>
               <w:ind w:firstLine="35"/>
               <w:rPr>
@@ -2629,7 +2656,8 @@
           <w:p>
             <w:pPr>
               <w:pStyle w:val="Normal"/>
-              <w:widowControl/>
+              <w:widowControl w:val="false"/>
+              <w:suppressAutoHyphens w:val="true"/>
               <w:spacing w:lineRule="auto" w:line="276" w:before="0" w:after="0"/>
               <w:ind w:firstLine="35"/>
               <w:rPr>
@@ -2654,13 +2682,14 @@
         <w:trPr/>
         <w:tc>
           <w:tcPr>
-            <w:tcW w:w="3113" w:type="dxa"/>
+            <w:tcW w:w="3112" w:type="dxa"/>
             <w:tcBorders/>
           </w:tcPr>
           <w:p>
             <w:pPr>
               <w:pStyle w:val="Normal"/>
-              <w:widowControl/>
+              <w:widowControl w:val="false"/>
+              <w:suppressAutoHyphens w:val="true"/>
               <w:spacing w:lineRule="auto" w:line="276" w:before="0" w:after="0"/>
               <w:ind w:firstLine="35"/>
               <w:rPr>
@@ -2684,7 +2713,8 @@
           <w:p>
             <w:pPr>
               <w:pStyle w:val="Normal"/>
-              <w:widowControl/>
+              <w:widowControl w:val="false"/>
+              <w:suppressAutoHyphens w:val="true"/>
               <w:spacing w:lineRule="auto" w:line="276" w:before="0" w:after="0"/>
               <w:ind w:firstLine="35"/>
               <w:rPr>
@@ -2710,13 +2740,14 @@
         <w:trPr/>
         <w:tc>
           <w:tcPr>
-            <w:tcW w:w="3113" w:type="dxa"/>
+            <w:tcW w:w="3112" w:type="dxa"/>
             <w:tcBorders/>
           </w:tcPr>
           <w:p>
             <w:pPr>
               <w:pStyle w:val="Normal"/>
-              <w:widowControl/>
+              <w:widowControl w:val="false"/>
+              <w:suppressAutoHyphens w:val="true"/>
               <w:spacing w:lineRule="auto" w:line="276" w:before="0" w:after="0"/>
               <w:ind w:firstLine="35"/>
               <w:rPr>
@@ -2740,7 +2771,8 @@
           <w:p>
             <w:pPr>
               <w:pStyle w:val="Normal"/>
-              <w:widowControl/>
+              <w:widowControl w:val="false"/>
+              <w:suppressAutoHyphens w:val="true"/>
               <w:spacing w:lineRule="auto" w:line="276" w:before="0" w:after="0"/>
               <w:ind w:firstLine="35"/>
               <w:rPr>
@@ -2765,13 +2797,14 @@
         <w:trPr/>
         <w:tc>
           <w:tcPr>
-            <w:tcW w:w="3113" w:type="dxa"/>
+            <w:tcW w:w="3112" w:type="dxa"/>
             <w:tcBorders/>
           </w:tcPr>
           <w:p>
             <w:pPr>
               <w:pStyle w:val="Normal"/>
-              <w:widowControl/>
+              <w:widowControl w:val="false"/>
+              <w:suppressAutoHyphens w:val="true"/>
               <w:spacing w:lineRule="auto" w:line="276" w:before="0" w:after="0"/>
               <w:ind w:firstLine="35"/>
               <w:rPr>
@@ -2795,7 +2828,8 @@
           <w:p>
             <w:pPr>
               <w:pStyle w:val="Normal"/>
-              <w:widowControl/>
+              <w:widowControl w:val="false"/>
+              <w:suppressAutoHyphens w:val="true"/>
               <w:spacing w:lineRule="auto" w:line="276" w:before="0" w:after="0"/>
               <w:ind w:firstLine="35"/>
               <w:rPr>
@@ -2838,13 +2872,14 @@
         <w:trPr/>
         <w:tc>
           <w:tcPr>
-            <w:tcW w:w="3113" w:type="dxa"/>
+            <w:tcW w:w="3112" w:type="dxa"/>
             <w:tcBorders/>
           </w:tcPr>
           <w:p>
             <w:pPr>
               <w:pStyle w:val="Normal"/>
-              <w:widowControl/>
+              <w:widowControl w:val="false"/>
+              <w:suppressAutoHyphens w:val="true"/>
               <w:spacing w:lineRule="auto" w:line="276" w:before="0" w:after="0"/>
               <w:ind w:firstLine="35"/>
               <w:rPr>
@@ -2868,7 +2903,8 @@
           <w:p>
             <w:pPr>
               <w:pStyle w:val="Normal"/>
-              <w:widowControl/>
+              <w:widowControl w:val="false"/>
+              <w:suppressAutoHyphens w:val="true"/>
               <w:spacing w:lineRule="auto" w:line="276" w:before="0" w:after="0"/>
               <w:ind w:firstLine="35"/>
               <w:rPr>
@@ -3178,7 +3214,11 @@
         </w:rPr>
       </w:pPr>
       <w:r>
-        <w:rPr/>
+        <w:rPr>
+          <w:color w:val="0F1115"/>
+          <w:sz w:val="28"/>
+          <w:szCs w:val="28"/>
+        </w:rPr>
         <w:drawing>
           <wp:anchor behindDoc="0" distT="0" distB="0" distL="0" distR="0" simplePos="0" locked="0" layoutInCell="0" allowOverlap="1" relativeHeight="10">
             <wp:simplePos x="0" y="0"/>
@@ -3285,58 +3325,74 @@
         </w:rPr>
       </w:pPr>
       <w:r>
-        <w:rPr/>
-      </w:r>
-    </w:p>
-    <w:p>
-      <w:pPr>
-        <w:pStyle w:val="Dsmarkdownparagraph"/>
-        <w:shd w:val="clear" w:color="auto" w:fill="FFFFFF"/>
-        <w:spacing w:lineRule="auto" w:line="276" w:beforeAutospacing="0" w:before="240" w:afterAutospacing="0" w:after="240"/>
-        <w:ind w:firstLine="709"/>
-        <w:jc w:val="both"/>
-        <w:rPr>
-          <w:color w:val="0F1115"/>
-          <w:sz w:val="28"/>
-          <w:szCs w:val="28"/>
-        </w:rPr>
-      </w:pPr>
-      <w:r>
-        <w:rPr/>
-      </w:r>
-    </w:p>
-    <w:p>
-      <w:pPr>
-        <w:pStyle w:val="Dsmarkdownparagraph"/>
-        <w:shd w:val="clear" w:color="auto" w:fill="FFFFFF"/>
-        <w:spacing w:lineRule="auto" w:line="276" w:beforeAutospacing="0" w:before="240" w:afterAutospacing="0" w:after="240"/>
-        <w:ind w:firstLine="709"/>
-        <w:jc w:val="both"/>
-        <w:rPr>
-          <w:color w:val="0F1115"/>
-          <w:sz w:val="28"/>
-          <w:szCs w:val="28"/>
-        </w:rPr>
-      </w:pPr>
-      <w:r>
-        <w:rPr/>
-      </w:r>
-    </w:p>
-    <w:p>
-      <w:pPr>
-        <w:pStyle w:val="Dsmarkdownparagraph"/>
-        <w:shd w:val="clear" w:color="auto" w:fill="FFFFFF"/>
-        <w:spacing w:lineRule="auto" w:line="276" w:beforeAutospacing="0" w:before="240" w:afterAutospacing="0" w:after="240"/>
-        <w:ind w:firstLine="709"/>
-        <w:jc w:val="both"/>
-        <w:rPr>
-          <w:color w:val="0F1115"/>
-          <w:sz w:val="28"/>
-          <w:szCs w:val="28"/>
-        </w:rPr>
-      </w:pPr>
-      <w:r>
-        <w:rPr/>
+        <w:rPr>
+          <w:color w:val="0F1115"/>
+          <w:sz w:val="28"/>
+          <w:szCs w:val="28"/>
+        </w:rPr>
+      </w:r>
+    </w:p>
+    <w:p>
+      <w:pPr>
+        <w:pStyle w:val="Dsmarkdownparagraph"/>
+        <w:shd w:val="clear" w:color="auto" w:fill="FFFFFF"/>
+        <w:spacing w:lineRule="auto" w:line="276" w:beforeAutospacing="0" w:before="240" w:afterAutospacing="0" w:after="240"/>
+        <w:ind w:firstLine="709"/>
+        <w:jc w:val="both"/>
+        <w:rPr>
+          <w:color w:val="0F1115"/>
+          <w:sz w:val="28"/>
+          <w:szCs w:val="28"/>
+        </w:rPr>
+      </w:pPr>
+      <w:r>
+        <w:rPr>
+          <w:color w:val="0F1115"/>
+          <w:sz w:val="28"/>
+          <w:szCs w:val="28"/>
+        </w:rPr>
+      </w:r>
+    </w:p>
+    <w:p>
+      <w:pPr>
+        <w:pStyle w:val="Dsmarkdownparagraph"/>
+        <w:shd w:val="clear" w:color="auto" w:fill="FFFFFF"/>
+        <w:spacing w:lineRule="auto" w:line="276" w:beforeAutospacing="0" w:before="240" w:afterAutospacing="0" w:after="240"/>
+        <w:ind w:firstLine="709"/>
+        <w:jc w:val="both"/>
+        <w:rPr>
+          <w:color w:val="0F1115"/>
+          <w:sz w:val="28"/>
+          <w:szCs w:val="28"/>
+        </w:rPr>
+      </w:pPr>
+      <w:r>
+        <w:rPr>
+          <w:color w:val="0F1115"/>
+          <w:sz w:val="28"/>
+          <w:szCs w:val="28"/>
+        </w:rPr>
+      </w:r>
+    </w:p>
+    <w:p>
+      <w:pPr>
+        <w:pStyle w:val="Dsmarkdownparagraph"/>
+        <w:shd w:val="clear" w:color="auto" w:fill="FFFFFF"/>
+        <w:spacing w:lineRule="auto" w:line="276" w:beforeAutospacing="0" w:before="240" w:afterAutospacing="0" w:after="240"/>
+        <w:ind w:firstLine="709"/>
+        <w:jc w:val="both"/>
+        <w:rPr>
+          <w:color w:val="0F1115"/>
+          <w:sz w:val="28"/>
+          <w:szCs w:val="28"/>
+        </w:rPr>
+      </w:pPr>
+      <w:r>
+        <w:rPr>
+          <w:color w:val="0F1115"/>
+          <w:sz w:val="28"/>
+          <w:szCs w:val="28"/>
+        </w:rPr>
       </w:r>
     </w:p>
     <w:p>
@@ -3355,14 +3411,15 @@
         </w:rPr>
       </w:pPr>
       <w:r>
+        <w:rPr/>
         <w:drawing>
           <wp:anchor behindDoc="0" distT="0" distB="0" distL="0" distR="0" simplePos="0" locked="0" layoutInCell="0" allowOverlap="1" relativeHeight="12">
             <wp:simplePos x="0" y="0"/>
             <wp:positionH relativeFrom="column">
-              <wp:posOffset>1199515</wp:posOffset>
+              <wp:posOffset>1045210</wp:posOffset>
             </wp:positionH>
             <wp:positionV relativeFrom="paragraph">
-              <wp:posOffset>-17780</wp:posOffset>
+              <wp:posOffset>59055</wp:posOffset>
             </wp:positionV>
             <wp:extent cx="3827145" cy="5858510"/>
             <wp:effectExtent l="0" t="0" r="0" b="0"/>
@@ -3401,13 +3458,144 @@
           </wp:anchor>
         </w:drawing>
       </w:r>
-      <w:r>
-        <w:rPr>
-          <w:color w:val="0F1115"/>
-          <w:sz w:val="28"/>
-          <w:szCs w:val="28"/>
-        </w:rPr>
-        <w:t>На рисунке 9 представлена статистика по протоколам IPv4, IPv6, TCP, UDP и ICMP. Например, по протоколу TCP для IPv4 было получено 212 859 сегментов и отправлено 193 140. По UDP получено 1577 датаграмм. Эти данные позволяют оценить интенсивность сетевого обмена и выявить возможные проблемы.</w:t>
+    </w:p>
+    <w:p>
+      <w:pPr>
+        <w:pStyle w:val="Dsmarkdownparagraph"/>
+        <w:widowControl/>
+        <w:shd w:val="clear" w:color="auto" w:fill="FFFFFF"/>
+        <w:bidi w:val="0"/>
+        <w:spacing w:lineRule="auto" w:line="276" w:beforeAutospacing="0" w:before="240" w:afterAutospacing="0" w:after="240"/>
+        <w:ind w:left="0" w:right="0" w:firstLine="737"/>
+        <w:jc w:val="both"/>
+        <w:rPr>
+          <w:color w:val="0F1115"/>
+          <w:sz w:val="28"/>
+          <w:szCs w:val="28"/>
+        </w:rPr>
+      </w:pPr>
+      <w:r>
+        <w:rPr>
+          <w:color w:val="0F1115"/>
+          <w:sz w:val="28"/>
+          <w:szCs w:val="28"/>
+        </w:rPr>
+        <w:t xml:space="preserve">Рисунок 9 - </w:t>
+      </w:r>
+    </w:p>
+    <w:p>
+      <w:pPr>
+        <w:pStyle w:val="Dsmarkdownparagraph"/>
+        <w:widowControl/>
+        <w:shd w:val="clear" w:color="auto" w:fill="FFFFFF"/>
+        <w:bidi w:val="0"/>
+        <w:spacing w:lineRule="auto" w:line="276" w:beforeAutospacing="0" w:before="240" w:afterAutospacing="0" w:after="240"/>
+        <w:ind w:left="0" w:right="0" w:firstLine="737"/>
+        <w:jc w:val="both"/>
+        <w:rPr>
+          <w:color w:val="0F1115"/>
+          <w:sz w:val="28"/>
+          <w:szCs w:val="28"/>
+        </w:rPr>
+      </w:pPr>
+      <w:r>
+        <w:rPr>
+          <w:color w:val="0F1115"/>
+          <w:sz w:val="28"/>
+          <w:szCs w:val="28"/>
+        </w:rPr>
+        <w:t xml:space="preserve">На рисунке 9 представлена статистика по протоколам IPv4, IPv6, TCP, UDP и ICMP. Например, по протоколу TCP для IPv4 было получено </w:t>
+      </w:r>
+      <w:r>
+        <w:rPr>
+          <w:color w:val="0F1115"/>
+          <w:sz w:val="28"/>
+          <w:szCs w:val="28"/>
+        </w:rPr>
+        <w:t>164 832</w:t>
+      </w:r>
+      <w:r>
+        <w:rPr>
+          <w:color w:val="0F1115"/>
+          <w:sz w:val="28"/>
+          <w:szCs w:val="28"/>
+        </w:rPr>
+        <w:t xml:space="preserve"> сегментов и отправлено 1</w:t>
+      </w:r>
+      <w:r>
+        <w:rPr>
+          <w:color w:val="0F1115"/>
+          <w:sz w:val="28"/>
+          <w:szCs w:val="28"/>
+        </w:rPr>
+        <w:t>48 642</w:t>
+      </w:r>
+      <w:r>
+        <w:rPr>
+          <w:color w:val="0F1115"/>
+          <w:sz w:val="28"/>
+          <w:szCs w:val="28"/>
+        </w:rPr>
+        <w:t>. По UDP получено 1</w:t>
+      </w:r>
+      <w:r>
+        <w:rPr>
+          <w:color w:val="0F1115"/>
+          <w:sz w:val="28"/>
+          <w:szCs w:val="28"/>
+        </w:rPr>
+        <w:t>17</w:t>
+      </w:r>
+      <w:r>
+        <w:rPr>
+          <w:color w:val="0F1115"/>
+          <w:sz w:val="28"/>
+          <w:szCs w:val="28"/>
+        </w:rPr>
+        <w:t xml:space="preserve"> датаграмм, </w:t>
+      </w:r>
+      <w:r>
+        <w:rPr>
+          <w:color w:val="0F1115"/>
+          <w:sz w:val="28"/>
+          <w:szCs w:val="28"/>
+        </w:rPr>
+        <w:t>а по</w:t>
+      </w:r>
+      <w:r>
+        <w:rPr>
+          <w:color w:val="0F1115"/>
+          <w:sz w:val="28"/>
+          <w:szCs w:val="28"/>
+          <w:lang w:val="en-US"/>
+        </w:rPr>
+        <w:t xml:space="preserve"> ICMPv4 – 33</w:t>
+      </w:r>
+      <w:r>
+        <w:rPr>
+          <w:color w:val="0F1115"/>
+          <w:sz w:val="28"/>
+          <w:szCs w:val="28"/>
+          <w:lang w:val="ru-RU"/>
+        </w:rPr>
+        <w:t xml:space="preserve"> сообщения.</w:t>
+      </w:r>
+      <w:r>
+        <w:rPr>
+          <w:color w:val="0F1115"/>
+          <w:sz w:val="28"/>
+          <w:szCs w:val="28"/>
+          <w:lang w:val="ru-RU"/>
+        </w:rPr>
+        <w:t xml:space="preserve"> </w:t>
+      </w:r>
+      <w:r>
+        <w:rPr>
+          <w:color w:val="0F1115"/>
+          <w:sz w:val="28"/>
+          <w:szCs w:val="28"/>
+        </w:rPr>
+        <w:t>Эти данные позволяют оценить интенсивность сетевого обмена и выявить возможные проблемы.</w:t>
       </w:r>
     </w:p>
     <w:p>
@@ -4154,7 +4342,73 @@
           <w:szCs w:val="28"/>
           <w:shd w:fill="EBEEF2" w:val="clear"/>
         </w:rPr>
-        <w:t>93.186.225.194</w:t>
+        <w:t>87</w:t>
+      </w:r>
+      <w:r>
+        <w:rPr>
+          <w:rStyle w:val="HTMLCode"/>
+          <w:rFonts w:eastAsia="" w:cs="Times New Roman" w:eastAsiaTheme="majorEastAsia"/>
+          <w:color w:val="0F1115"/>
+          <w:sz w:val="28"/>
+          <w:szCs w:val="28"/>
+          <w:shd w:fill="EBEEF2" w:val="clear"/>
+        </w:rPr>
+        <w:t>.</w:t>
+      </w:r>
+      <w:r>
+        <w:rPr>
+          <w:rStyle w:val="HTMLCode"/>
+          <w:rFonts w:eastAsia="" w:cs="Times New Roman" w:eastAsiaTheme="majorEastAsia"/>
+          <w:color w:val="0F1115"/>
+          <w:sz w:val="28"/>
+          <w:szCs w:val="28"/>
+          <w:shd w:fill="EBEEF2" w:val="clear"/>
+        </w:rPr>
+        <w:t>240</w:t>
+      </w:r>
+      <w:r>
+        <w:rPr>
+          <w:rStyle w:val="HTMLCode"/>
+          <w:rFonts w:eastAsia="" w:cs="Times New Roman" w:eastAsiaTheme="majorEastAsia"/>
+          <w:color w:val="0F1115"/>
+          <w:sz w:val="28"/>
+          <w:szCs w:val="28"/>
+          <w:shd w:fill="EBEEF2" w:val="clear"/>
+        </w:rPr>
+        <w:t>.</w:t>
+      </w:r>
+      <w:r>
+        <w:rPr>
+          <w:rStyle w:val="HTMLCode"/>
+          <w:rFonts w:eastAsia="" w:cs="Times New Roman" w:eastAsiaTheme="majorEastAsia"/>
+          <w:color w:val="0F1115"/>
+          <w:sz w:val="28"/>
+          <w:szCs w:val="28"/>
+          <w:shd w:fill="EBEEF2" w:val="clear"/>
+        </w:rPr>
+        <w:t>132</w:t>
+      </w:r>
+      <w:r>
+        <w:rPr>
+          <w:rStyle w:val="HTMLCode"/>
+          <w:rFonts w:eastAsia="" w:cs="Times New Roman" w:eastAsiaTheme="majorEastAsia"/>
+          <w:color w:val="0F1115"/>
+          <w:sz w:val="28"/>
+          <w:szCs w:val="28"/>
+          <w:shd w:fill="EBEEF2" w:val="clear"/>
+        </w:rPr>
+        <w:t>.</w:t>
+      </w:r>
+      <w:r>
+        <w:rPr>
+          <w:rStyle w:val="HTMLCode"/>
+          <w:rFonts w:eastAsia="" w:cs="Times New Roman" w:eastAsiaTheme="majorEastAsia"/>
+          <w:color w:val="0F1115"/>
+          <w:sz w:val="28"/>
+          <w:szCs w:val="28"/>
+          <w:shd w:fill="EBEEF2" w:val="clear"/>
+        </w:rPr>
+        <w:t>67</w:t>
       </w:r>
       <w:r>
         <w:rPr>
@@ -5860,6 +6114,7 @@
     <w:rsid w:val="00512c89"/>
     <w:pPr>
       <w:widowControl/>
+      <w:suppressAutoHyphens w:val="true"/>
       <w:bidi w:val="0"/>
       <w:spacing w:lineRule="auto" w:line="240" w:before="0" w:after="0"/>
       <w:ind w:firstLine="709"/>
@@ -5871,7 +6126,7 @@
       <w:kern w:val="0"/>
       <w:sz w:val="28"/>
       <w:szCs w:val="24"/>
-      <w:lang w:eastAsia="ru-RU" w:val="ru-RU" w:bidi="ar-SA"/>
+      <w:lang w:val="ru-RU" w:eastAsia="ru-RU" w:bidi="ar-SA"/>
       <w14:ligatures w14:val="none"/>
     </w:rPr>
   </w:style>
